--- a/seminars/iso-14971-risk-management/ISO-14971-Risk-Management-Facilitator-Guide.docx
+++ b/seminars/iso-14971-risk-management/ISO-14971-Risk-Management-Facilitator-Guide.docx
@@ -210,7 +210,7 @@
           <w:sz w:val="21"/>
           <w:szCs w:val="21"/>
         </w:rPr>
-        <w:t xml:space="preserve"> for ISO 14971. Check the recognized consensus standards database for the currently recognized edition and any transition notice. Slide 11 deliberately does not quote a recognition number, for this reason.</w:t>
+        <w:t xml:space="preserve"> for ISO 14971. Slide 11 now quotes recognition number 5-125, complete standard, from Recognition List Number 053 (85 FR 17584, 30 March 2020), confirmed unchanged in Recognition List Number 066 of 24 August 2026. Confirm 5-125 is still current in the recognized consensus standards database, and check for any transition notice.</w:t>
       </w:r>
     </w:p>
     <w:p>
@@ -295,7 +295,7 @@
           <w:sz w:val="21"/>
           <w:szCs w:val="21"/>
         </w:rPr>
-        <w:t xml:space="preserve">Team-NB position papers.</w:t>
+        <w:t xml:space="preserve">Team-NB guidance.</w:t>
       </w:r>
       <w:r>
         <w:rPr>
@@ -306,7 +306,7 @@
           <w:sz w:val="21"/>
           <w:szCs w:val="21"/>
         </w:rPr>
-        <w:t xml:space="preserve"> V3 of the technical documentation paper is dated 9 April 2025. Check for a later version before quoting it on slides 25 and 30.</w:t>
+        <w:t xml:space="preserve"> The deck now cites V4, adopted 21 April 2026, 92 pages, which superseded V3 of 9 April 2025 and added the pitfall about an IFU warning used as a risk control with no usability evidence. Check Team-NB for a version later than V4 before quoting it on slides 14, 25 and 30.</w:t>
       </w:r>
     </w:p>
     <w:tbl>
